--- a/applications/quilt-partner-marketing-manager/resume.docx
+++ b/applications/quilt-partner-marketing-manager/resume.docx
@@ -100,6 +100,306 @@
           <w:sz w:val="21"/>
         </w:rPr>
         <w:t>PROFESSIONAL EXPERIENCE</w:t>
+      </w:r>
+    </w:p>
+    <w:p>
+      <w:pPr>
+        <w:tabs>
+          <w:tab w:pos="10512" w:val="right"/>
+        </w:tabs>
+        <w:spacing w:before="80" w:after="20"/>
+      </w:pPr>
+      <w:r>
+        <w:rPr>
+          <w:rFonts w:ascii="Calibri" w:hAnsi="Calibri"/>
+          <w:b/>
+          <w:i w:val="0"/>
+          <w:color w:val="1A1A1A"/>
+          <w:sz w:val="21"/>
+        </w:rPr>
+        <w:t>Founder &amp; Strategic / Marketing Operations Lead</w:t>
+      </w:r>
+      <w:r>
+        <w:rPr>
+          <w:rFonts w:ascii="Calibri" w:hAnsi="Calibri"/>
+          <w:b w:val="0"/>
+          <w:i w:val="0"/>
+          <w:color w:val="163A5F"/>
+          <w:sz w:val="21"/>
+        </w:rPr>
+        <w:t xml:space="preserve">  |  Solenzo LLC</w:t>
+      </w:r>
+      <w:r>
+        <w:rPr>
+          <w:rFonts w:ascii="Calibri" w:hAnsi="Calibri"/>
+          <w:b w:val="0"/>
+          <w:i w:val="0"/>
+          <w:color w:val="555555"/>
+          <w:sz w:val="18"/>
+        </w:rPr>
+        <w:tab/>
+        <w:t>Feb 2024 - Present</w:t>
+      </w:r>
+    </w:p>
+    <w:p>
+      <w:pPr>
+        <w:spacing w:after="20"/>
+      </w:pPr>
+      <w:r>
+        <w:rPr>
+          <w:rFonts w:ascii="Calibri" w:hAnsi="Calibri"/>
+          <w:b w:val="0"/>
+          <w:i/>
+          <w:color w:val="555555"/>
+          <w:sz w:val="18"/>
+        </w:rPr>
+        <w:t>Arvada, CO (Remote)</w:t>
+      </w:r>
+    </w:p>
+    <w:p>
+      <w:pPr>
+        <w:spacing w:after="30"/>
+        <w:ind w:left="259" w:hanging="259"/>
+      </w:pPr>
+      <w:r>
+        <w:rPr>
+          <w:rFonts w:ascii="Calibri" w:hAnsi="Calibri"/>
+          <w:b w:val="0"/>
+          <w:i w:val="0"/>
+          <w:color w:val="163A5F"/>
+        </w:rPr>
+        <w:t xml:space="preserve">•  </w:t>
+      </w:r>
+      <w:r>
+        <w:rPr>
+          <w:rFonts w:ascii="Calibri" w:hAnsi="Calibri"/>
+          <w:b w:val="0"/>
+          <w:i w:val="0"/>
+          <w:color w:val="1A1A1A"/>
+        </w:rPr>
+        <w:t>Build reusable, boilerplate marketing assets and messaging frameworks for clients, adapting a shared template base to each client's brand and vertical rather than starting from scratch each engagement.</w:t>
+      </w:r>
+    </w:p>
+    <w:p>
+      <w:pPr>
+        <w:spacing w:after="30"/>
+        <w:ind w:left="259" w:hanging="259"/>
+      </w:pPr>
+      <w:r>
+        <w:rPr>
+          <w:rFonts w:ascii="Calibri" w:hAnsi="Calibri"/>
+          <w:b w:val="0"/>
+          <w:i w:val="0"/>
+          <w:color w:val="163A5F"/>
+        </w:rPr>
+        <w:t xml:space="preserve">•  </w:t>
+      </w:r>
+      <w:r>
+        <w:rPr>
+          <w:rFonts w:ascii="Calibri" w:hAnsi="Calibri"/>
+          <w:b w:val="0"/>
+          <w:i w:val="0"/>
+          <w:color w:val="1A1A1A"/>
+        </w:rPr>
+        <w:t>Write and publish thought leadership content, newsletters, and educational guides on systems architecture, CRM optimization, and operational growth for B2B audiences.</w:t>
+      </w:r>
+    </w:p>
+    <w:p>
+      <w:pPr>
+        <w:spacing w:after="30"/>
+        <w:ind w:left="259" w:hanging="259"/>
+      </w:pPr>
+      <w:r>
+        <w:rPr>
+          <w:rFonts w:ascii="Calibri" w:hAnsi="Calibri"/>
+          <w:b w:val="0"/>
+          <w:i w:val="0"/>
+          <w:color w:val="163A5F"/>
+        </w:rPr>
+        <w:t xml:space="preserve">•  </w:t>
+      </w:r>
+      <w:r>
+        <w:rPr>
+          <w:rFonts w:ascii="Calibri" w:hAnsi="Calibri"/>
+          <w:b w:val="0"/>
+          <w:i w:val="0"/>
+          <w:color w:val="1A1A1A"/>
+        </w:rPr>
+        <w:t>Align marketing programs to revenue objectives directly with business owners and sales teams, producing consistent messaging and qualified lead flow.</w:t>
+      </w:r>
+    </w:p>
+    <w:p>
+      <w:pPr>
+        <w:spacing w:after="30"/>
+        <w:ind w:left="259" w:hanging="259"/>
+      </w:pPr>
+      <w:r>
+        <w:rPr>
+          <w:rFonts w:ascii="Calibri" w:hAnsi="Calibri"/>
+          <w:b w:val="0"/>
+          <w:i w:val="0"/>
+          <w:color w:val="163A5F"/>
+        </w:rPr>
+        <w:t xml:space="preserve">•  </w:t>
+      </w:r>
+      <w:r>
+        <w:rPr>
+          <w:rFonts w:ascii="Calibri" w:hAnsi="Calibri"/>
+          <w:b w:val="0"/>
+          <w:i w:val="0"/>
+          <w:color w:val="1A1A1A"/>
+        </w:rPr>
+        <w:t>Draft clean, specific direct-response copy, outreach sequences, and landing pages that drive engagement and pipeline.</w:t>
+      </w:r>
+    </w:p>
+    <w:p>
+      <w:pPr>
+        <w:spacing w:after="30"/>
+        <w:ind w:left="259" w:hanging="259"/>
+      </w:pPr>
+      <w:r>
+        <w:rPr>
+          <w:rFonts w:ascii="Calibri" w:hAnsi="Calibri"/>
+          <w:b w:val="0"/>
+          <w:i w:val="0"/>
+          <w:color w:val="163A5F"/>
+        </w:rPr>
+        <w:t xml:space="preserve">•  </w:t>
+      </w:r>
+      <w:r>
+        <w:rPr>
+          <w:rFonts w:ascii="Calibri" w:hAnsi="Calibri"/>
+          <w:b w:val="0"/>
+          <w:i w:val="0"/>
+          <w:color w:val="1A1A1A"/>
+        </w:rPr>
+        <w:t>Report performance on a regular cadence with actionable insights and strategic recommendations, backed by rigorous tracking across sales enablement, marketing, and operations.</w:t>
+      </w:r>
+    </w:p>
+    <w:p>
+      <w:pPr>
+        <w:spacing w:after="30"/>
+        <w:ind w:left="259" w:hanging="259"/>
+      </w:pPr>
+      <w:r>
+        <w:rPr>
+          <w:rFonts w:ascii="Calibri" w:hAnsi="Calibri"/>
+          <w:b w:val="0"/>
+          <w:i w:val="0"/>
+          <w:color w:val="163A5F"/>
+        </w:rPr>
+        <w:t xml:space="preserve">•  </w:t>
+      </w:r>
+      <w:r>
+        <w:rPr>
+          <w:rFonts w:ascii="Calibri" w:hAnsi="Calibri"/>
+          <w:b w:val="0"/>
+          <w:i w:val="0"/>
+          <w:color w:val="1A1A1A"/>
+        </w:rPr>
+        <w:t>Track acquisition and retention across multiple accounts using GA4 and CRM analytics, delivering reporting that drives experimentation and growth.</w:t>
+      </w:r>
+    </w:p>
+    <w:p>
+      <w:pPr>
+        <w:tabs>
+          <w:tab w:pos="10512" w:val="right"/>
+        </w:tabs>
+        <w:spacing w:before="80" w:after="20"/>
+      </w:pPr>
+      <w:r>
+        <w:rPr>
+          <w:rFonts w:ascii="Calibri" w:hAnsi="Calibri"/>
+          <w:b/>
+          <w:i w:val="0"/>
+          <w:color w:val="1A1A1A"/>
+          <w:sz w:val="21"/>
+        </w:rPr>
+        <w:t>Account Executive / Client Strategist</w:t>
+      </w:r>
+      <w:r>
+        <w:rPr>
+          <w:rFonts w:ascii="Calibri" w:hAnsi="Calibri"/>
+          <w:b w:val="0"/>
+          <w:i w:val="0"/>
+          <w:color w:val="163A5F"/>
+          <w:sz w:val="21"/>
+        </w:rPr>
+        <w:t xml:space="preserve">  |  Level Agency</w:t>
+      </w:r>
+      <w:r>
+        <w:rPr>
+          <w:rFonts w:ascii="Calibri" w:hAnsi="Calibri"/>
+          <w:b w:val="0"/>
+          <w:i w:val="0"/>
+          <w:color w:val="555555"/>
+          <w:sz w:val="18"/>
+        </w:rPr>
+        <w:tab/>
+        <w:t>Sep 2024 - Feb 2025</w:t>
+      </w:r>
+    </w:p>
+    <w:p>
+      <w:pPr>
+        <w:spacing w:after="20"/>
+      </w:pPr>
+      <w:r>
+        <w:rPr>
+          <w:rFonts w:ascii="Calibri" w:hAnsi="Calibri"/>
+          <w:b w:val="0"/>
+          <w:i/>
+          <w:color w:val="555555"/>
+          <w:sz w:val="18"/>
+        </w:rPr>
+        <w:t>Remote</w:t>
+      </w:r>
+    </w:p>
+    <w:p>
+      <w:pPr>
+        <w:spacing w:after="30"/>
+        <w:ind w:left="259" w:hanging="259"/>
+      </w:pPr>
+      <w:r>
+        <w:rPr>
+          <w:rFonts w:ascii="Calibri" w:hAnsi="Calibri"/>
+          <w:b w:val="0"/>
+          <w:i w:val="0"/>
+          <w:color w:val="163A5F"/>
+        </w:rPr>
+        <w:t xml:space="preserve">•  </w:t>
+      </w:r>
+      <w:r>
+        <w:rPr>
+          <w:rFonts w:ascii="Calibri" w:hAnsi="Calibri"/>
+          <w:b w:val="0"/>
+          <w:i w:val="0"/>
+          <w:color w:val="1A1A1A"/>
+        </w:rPr>
+        <w:t>Produced high-converting campaign assets - landing pages, email sequences, conversion-focused copy - improving lead generation and pipeline.</w:t>
+      </w:r>
+    </w:p>
+    <w:p>
+      <w:pPr>
+        <w:spacing w:after="30"/>
+        <w:ind w:left="259" w:hanging="259"/>
+      </w:pPr>
+      <w:r>
+        <w:rPr>
+          <w:rFonts w:ascii="Calibri" w:hAnsi="Calibri"/>
+          <w:b w:val="0"/>
+          <w:i w:val="0"/>
+          <w:color w:val="163A5F"/>
+        </w:rPr>
+        <w:t xml:space="preserve">•  </w:t>
+      </w:r>
+      <w:r>
+        <w:rPr>
+          <w:rFonts w:ascii="Calibri" w:hAnsi="Calibri"/>
+          <w:b w:val="0"/>
+          <w:i w:val="0"/>
+          <w:color w:val="1A1A1A"/>
+        </w:rPr>
+        <w:t>Built rigorous campaign performance reporting frameworks tracking ROI, CAC, LTV, and conversion KPIs, delivering optimization recommendations and QBRs.</w:t>
       </w:r>
     </w:p>
     <w:p>
@@ -315,7 +615,7 @@
           <w:color w:val="1A1A1A"/>
           <w:sz w:val="21"/>
         </w:rPr>
-        <w:t>Founder &amp; Strategic / Marketing Operations Lead</w:t>
+        <w:t>Account Executive / Sales Operations</w:t>
       </w:r>
       <w:r>
         <w:rPr>
@@ -325,7 +625,7 @@
           <w:color w:val="163A5F"/>
           <w:sz w:val="21"/>
         </w:rPr>
-        <w:t xml:space="preserve">  |  Solenzo LLC</w:t>
+        <w:t xml:space="preserve">  |  Fetch &amp; Funnel</w:t>
       </w:r>
       <w:r>
         <w:rPr>
@@ -336,7 +636,7 @@
           <w:sz w:val="18"/>
         </w:rPr>
         <w:tab/>
-        <w:t>Feb 2024 - Present</w:t>
+        <w:t>Sep 2022 - Feb 2023</w:t>
       </w:r>
     </w:p>
     <w:p>
@@ -351,7 +651,7 @@
           <w:color w:val="555555"/>
           <w:sz w:val="18"/>
         </w:rPr>
-        <w:t>Arvada, CO (Remote)</w:t>
+        <w:t>Remote</w:t>
       </w:r>
     </w:p>
     <w:p>
@@ -375,7 +675,7 @@
           <w:i w:val="0"/>
           <w:color w:val="1A1A1A"/>
         </w:rPr>
-        <w:t>Build reusable, boilerplate marketing assets and messaging frameworks for clients, adapting a shared template base to each client's brand and vertical rather than starting from scratch each engagement.</w:t>
+        <w:t>Ran client accounts end to end at a performance marketing agency, covering campaign execution, performance reporting, and cross-team communication.</w:t>
       </w:r>
     </w:p>
     <w:p>
@@ -399,103 +699,7 @@
           <w:i w:val="0"/>
           <w:color w:val="1A1A1A"/>
         </w:rPr>
-        <w:t>Write and publish thought leadership content, newsletters, and educational guides on systems architecture, CRM optimization, and operational growth for B2B audiences.</w:t>
-      </w:r>
-    </w:p>
-    <w:p>
-      <w:pPr>
-        <w:spacing w:after="30"/>
-        <w:ind w:left="259" w:hanging="259"/>
-      </w:pPr>
-      <w:r>
-        <w:rPr>
-          <w:rFonts w:ascii="Calibri" w:hAnsi="Calibri"/>
-          <w:b w:val="0"/>
-          <w:i w:val="0"/>
-          <w:color w:val="163A5F"/>
-        </w:rPr>
-        <w:t xml:space="preserve">•  </w:t>
-      </w:r>
-      <w:r>
-        <w:rPr>
-          <w:rFonts w:ascii="Calibri" w:hAnsi="Calibri"/>
-          <w:b w:val="0"/>
-          <w:i w:val="0"/>
-          <w:color w:val="1A1A1A"/>
-        </w:rPr>
-        <w:t>Align marketing programs to revenue objectives directly with business owners and sales teams, producing consistent messaging and qualified lead flow.</w:t>
-      </w:r>
-    </w:p>
-    <w:p>
-      <w:pPr>
-        <w:spacing w:after="30"/>
-        <w:ind w:left="259" w:hanging="259"/>
-      </w:pPr>
-      <w:r>
-        <w:rPr>
-          <w:rFonts w:ascii="Calibri" w:hAnsi="Calibri"/>
-          <w:b w:val="0"/>
-          <w:i w:val="0"/>
-          <w:color w:val="163A5F"/>
-        </w:rPr>
-        <w:t xml:space="preserve">•  </w:t>
-      </w:r>
-      <w:r>
-        <w:rPr>
-          <w:rFonts w:ascii="Calibri" w:hAnsi="Calibri"/>
-          <w:b w:val="0"/>
-          <w:i w:val="0"/>
-          <w:color w:val="1A1A1A"/>
-        </w:rPr>
-        <w:t>Draft clean, specific direct-response copy, outreach sequences, and landing pages that drive engagement and pipeline.</w:t>
-      </w:r>
-    </w:p>
-    <w:p>
-      <w:pPr>
-        <w:spacing w:after="30"/>
-        <w:ind w:left="259" w:hanging="259"/>
-      </w:pPr>
-      <w:r>
-        <w:rPr>
-          <w:rFonts w:ascii="Calibri" w:hAnsi="Calibri"/>
-          <w:b w:val="0"/>
-          <w:i w:val="0"/>
-          <w:color w:val="163A5F"/>
-        </w:rPr>
-        <w:t xml:space="preserve">•  </w:t>
-      </w:r>
-      <w:r>
-        <w:rPr>
-          <w:rFonts w:ascii="Calibri" w:hAnsi="Calibri"/>
-          <w:b w:val="0"/>
-          <w:i w:val="0"/>
-          <w:color w:val="1A1A1A"/>
-        </w:rPr>
-        <w:t>Report performance on a regular cadence with actionable insights and strategic recommendations, backed by rigorous tracking across sales enablement, marketing, and operations.</w:t>
-      </w:r>
-    </w:p>
-    <w:p>
-      <w:pPr>
-        <w:spacing w:after="30"/>
-        <w:ind w:left="259" w:hanging="259"/>
-      </w:pPr>
-      <w:r>
-        <w:rPr>
-          <w:rFonts w:ascii="Calibri" w:hAnsi="Calibri"/>
-          <w:b w:val="0"/>
-          <w:i w:val="0"/>
-          <w:color w:val="163A5F"/>
-        </w:rPr>
-        <w:t xml:space="preserve">•  </w:t>
-      </w:r>
-      <w:r>
-        <w:rPr>
-          <w:rFonts w:ascii="Calibri" w:hAnsi="Calibri"/>
-          <w:b w:val="0"/>
-          <w:i w:val="0"/>
-          <w:color w:val="1A1A1A"/>
-        </w:rPr>
-        <w:t>Track acquisition and retention across multiple accounts using GA4 and CRM analytics, delivering reporting that drives experimentation and growth.</w:t>
+        <w:t>Closed 6 new-client deals during tenure, averaging ~$22K each (several exceeding $25K) - roughly $130K+ in total bookings.</w:t>
       </w:r>
     </w:p>
     <w:p>
@@ -639,108 +843,6 @@
           <w:color w:val="1A1A1A"/>
           <w:sz w:val="21"/>
         </w:rPr>
-        <w:t>Account Executive / Client Strategist</w:t>
-      </w:r>
-      <w:r>
-        <w:rPr>
-          <w:rFonts w:ascii="Calibri" w:hAnsi="Calibri"/>
-          <w:b w:val="0"/>
-          <w:i w:val="0"/>
-          <w:color w:val="163A5F"/>
-          <w:sz w:val="21"/>
-        </w:rPr>
-        <w:t xml:space="preserve">  |  Level Agency</w:t>
-      </w:r>
-      <w:r>
-        <w:rPr>
-          <w:rFonts w:ascii="Calibri" w:hAnsi="Calibri"/>
-          <w:b w:val="0"/>
-          <w:i w:val="0"/>
-          <w:color w:val="555555"/>
-          <w:sz w:val="18"/>
-        </w:rPr>
-        <w:tab/>
-        <w:t>Sep 2024 - Feb 2025</w:t>
-      </w:r>
-    </w:p>
-    <w:p>
-      <w:pPr>
-        <w:spacing w:after="20"/>
-      </w:pPr>
-      <w:r>
-        <w:rPr>
-          <w:rFonts w:ascii="Calibri" w:hAnsi="Calibri"/>
-          <w:b w:val="0"/>
-          <w:i/>
-          <w:color w:val="555555"/>
-          <w:sz w:val="18"/>
-        </w:rPr>
-        <w:t>Remote</w:t>
-      </w:r>
-    </w:p>
-    <w:p>
-      <w:pPr>
-        <w:spacing w:after="30"/>
-        <w:ind w:left="259" w:hanging="259"/>
-      </w:pPr>
-      <w:r>
-        <w:rPr>
-          <w:rFonts w:ascii="Calibri" w:hAnsi="Calibri"/>
-          <w:b w:val="0"/>
-          <w:i w:val="0"/>
-          <w:color w:val="163A5F"/>
-        </w:rPr>
-        <w:t xml:space="preserve">•  </w:t>
-      </w:r>
-      <w:r>
-        <w:rPr>
-          <w:rFonts w:ascii="Calibri" w:hAnsi="Calibri"/>
-          <w:b w:val="0"/>
-          <w:i w:val="0"/>
-          <w:color w:val="1A1A1A"/>
-        </w:rPr>
-        <w:t>Produced high-converting campaign assets - landing pages, email sequences, conversion-focused copy - improving lead generation and pipeline.</w:t>
-      </w:r>
-    </w:p>
-    <w:p>
-      <w:pPr>
-        <w:spacing w:after="30"/>
-        <w:ind w:left="259" w:hanging="259"/>
-      </w:pPr>
-      <w:r>
-        <w:rPr>
-          <w:rFonts w:ascii="Calibri" w:hAnsi="Calibri"/>
-          <w:b w:val="0"/>
-          <w:i w:val="0"/>
-          <w:color w:val="163A5F"/>
-        </w:rPr>
-        <w:t xml:space="preserve">•  </w:t>
-      </w:r>
-      <w:r>
-        <w:rPr>
-          <w:rFonts w:ascii="Calibri" w:hAnsi="Calibri"/>
-          <w:b w:val="0"/>
-          <w:i w:val="0"/>
-          <w:color w:val="1A1A1A"/>
-        </w:rPr>
-        <w:t>Built rigorous campaign performance reporting frameworks tracking ROI, CAC, LTV, and conversion KPIs, delivering optimization recommendations and QBRs.</w:t>
-      </w:r>
-    </w:p>
-    <w:p>
-      <w:pPr>
-        <w:tabs>
-          <w:tab w:pos="10512" w:val="right"/>
-        </w:tabs>
-        <w:spacing w:before="80" w:after="20"/>
-      </w:pPr>
-      <w:r>
-        <w:rPr>
-          <w:rFonts w:ascii="Calibri" w:hAnsi="Calibri"/>
-          <w:b/>
-          <w:i w:val="0"/>
-          <w:color w:val="1A1A1A"/>
-          <w:sz w:val="21"/>
-        </w:rPr>
         <w:t>Account Executive</w:t>
       </w:r>
       <w:r>
@@ -850,108 +952,6 @@
           <w:color w:val="1A1A1A"/>
         </w:rPr>
         <w:t>Built sequenced implementation plans for incoming clients, ranking which systems to change and in what order, and handed them to the implementation team to execute against.</w:t>
-      </w:r>
-    </w:p>
-    <w:p>
-      <w:pPr>
-        <w:tabs>
-          <w:tab w:pos="10512" w:val="right"/>
-        </w:tabs>
-        <w:spacing w:before="80" w:after="20"/>
-      </w:pPr>
-      <w:r>
-        <w:rPr>
-          <w:rFonts w:ascii="Calibri" w:hAnsi="Calibri"/>
-          <w:b/>
-          <w:i w:val="0"/>
-          <w:color w:val="1A1A1A"/>
-          <w:sz w:val="21"/>
-        </w:rPr>
-        <w:t>Account Executive / Sales Operations</w:t>
-      </w:r>
-      <w:r>
-        <w:rPr>
-          <w:rFonts w:ascii="Calibri" w:hAnsi="Calibri"/>
-          <w:b w:val="0"/>
-          <w:i w:val="0"/>
-          <w:color w:val="163A5F"/>
-          <w:sz w:val="21"/>
-        </w:rPr>
-        <w:t xml:space="preserve">  |  Fetch &amp; Funnel</w:t>
-      </w:r>
-      <w:r>
-        <w:rPr>
-          <w:rFonts w:ascii="Calibri" w:hAnsi="Calibri"/>
-          <w:b w:val="0"/>
-          <w:i w:val="0"/>
-          <w:color w:val="555555"/>
-          <w:sz w:val="18"/>
-        </w:rPr>
-        <w:tab/>
-        <w:t>Sep 2022 - Feb 2023</w:t>
-      </w:r>
-    </w:p>
-    <w:p>
-      <w:pPr>
-        <w:spacing w:after="20"/>
-      </w:pPr>
-      <w:r>
-        <w:rPr>
-          <w:rFonts w:ascii="Calibri" w:hAnsi="Calibri"/>
-          <w:b w:val="0"/>
-          <w:i/>
-          <w:color w:val="555555"/>
-          <w:sz w:val="18"/>
-        </w:rPr>
-        <w:t>Remote</w:t>
-      </w:r>
-    </w:p>
-    <w:p>
-      <w:pPr>
-        <w:spacing w:after="30"/>
-        <w:ind w:left="259" w:hanging="259"/>
-      </w:pPr>
-      <w:r>
-        <w:rPr>
-          <w:rFonts w:ascii="Calibri" w:hAnsi="Calibri"/>
-          <w:b w:val="0"/>
-          <w:i w:val="0"/>
-          <w:color w:val="163A5F"/>
-        </w:rPr>
-        <w:t xml:space="preserve">•  </w:t>
-      </w:r>
-      <w:r>
-        <w:rPr>
-          <w:rFonts w:ascii="Calibri" w:hAnsi="Calibri"/>
-          <w:b w:val="0"/>
-          <w:i w:val="0"/>
-          <w:color w:val="1A1A1A"/>
-        </w:rPr>
-        <w:t>Ran client accounts end to end at a performance marketing agency, covering campaign execution, performance reporting, and cross-team communication.</w:t>
-      </w:r>
-    </w:p>
-    <w:p>
-      <w:pPr>
-        <w:spacing w:after="30"/>
-        <w:ind w:left="259" w:hanging="259"/>
-      </w:pPr>
-      <w:r>
-        <w:rPr>
-          <w:rFonts w:ascii="Calibri" w:hAnsi="Calibri"/>
-          <w:b w:val="0"/>
-          <w:i w:val="0"/>
-          <w:color w:val="163A5F"/>
-        </w:rPr>
-        <w:t xml:space="preserve">•  </w:t>
-      </w:r>
-      <w:r>
-        <w:rPr>
-          <w:rFonts w:ascii="Calibri" w:hAnsi="Calibri"/>
-          <w:b w:val="0"/>
-          <w:i w:val="0"/>
-          <w:color w:val="1A1A1A"/>
-        </w:rPr>
-        <w:t>Closed 6 new-client deals during tenure, averaging ~$22K each (several exceeding $25K) - roughly $130K+ in total bookings.</w:t>
       </w:r>
     </w:p>
     <w:p>
